--- a/documentazione/docx-pptx/Documenti definitivi/Maintenance.docx
+++ b/documentazione/docx-pptx/Documenti definitivi/Maintenance.docx
@@ -3,7 +3,21 @@
 <w:document xmlns:wpc="http://schemas.microsoft.com/office/word/2010/wordprocessingCanvas" xmlns:cx="http://schemas.microsoft.com/office/drawing/2014/chartex" xmlns:cx1="http://schemas.microsoft.com/office/drawing/2015/9/8/chartex" xmlns:cx2="http://schemas.microsoft.com/office/drawing/2015/10/21/chartex" xmlns:cx3="http://schemas.microsoft.com/office/drawing/2016/5/9/chartex" xmlns:cx4="http://schemas.microsoft.com/office/drawing/2016/5/10/chartex" xmlns:cx5="http://schemas.microsoft.com/office/drawing/2016/5/11/chartex" xmlns:cx6="http://schemas.microsoft.com/office/drawing/2016/5/12/chartex" xmlns:cx7="http://schemas.microsoft.com/office/drawing/2016/5/13/chartex" xmlns:cx8="http://schemas.microsoft.com/office/drawing/2016/5/14/chartex" xmlns:mc="http://schemas.openxmlformats.org/markup-compatibility/2006" xmlns:aink="http://schemas.microsoft.com/office/drawing/2016/ink" xmlns:am3d="http://schemas.microsoft.com/office/drawing/2017/model3d" xmlns:o="urn:schemas-microsoft-com:office:office" xmlns:oel="http://schemas.microsoft.com/office/2019/extlst" xmlns:r="http://schemas.openxmlformats.org/officeDocument/2006/relationships" xmlns:m="http://schemas.openxmlformats.org/officeDocument/2006/math" xmlns:v="urn:schemas-microsoft-com:vml" xmlns:wp14="http://schemas.microsoft.com/office/word/2010/wordprocessingDrawing" xmlns:wp="http://schemas.openxmlformats.org/drawingml/2006/wordprocessingDrawing" xmlns:w10="urn:schemas-microsoft-com:office:word" xmlns:w="http://schemas.openxmlformats.org/wordprocessingml/2006/main" xmlns:w14="http://schemas.microsoft.com/office/word/2010/wordml" xmlns:w15="http://schemas.microsoft.com/office/word/2012/wordml" xmlns:w16cex="http://schemas.microsoft.com/office/word/2018/wordml/cex" xmlns:w16cid="http://schemas.microsoft.com/office/word/2016/wordml/cid" xmlns:w16="http://schemas.microsoft.com/office/word/2018/wordml" xmlns:w16du="http://schemas.microsoft.com/office/word/2023/wordml/word16du" xmlns:w16sdtdh="http://schemas.microsoft.com/office/word/2020/wordml/sdtdatahash" xmlns:w16sdtfl="http://schemas.microsoft.com/office/word/2024/wordml/sdtformatlock" xmlns:w16se="http://schemas.microsoft.com/office/word/2015/wordml/symex" xmlns:wpg="http://schemas.microsoft.com/office/word/2010/wordprocessingGroup" xmlns:wpi="http://schemas.microsoft.com/office/word/2010/wordprocessingInk" xmlns:wne="http://schemas.microsoft.com/office/word/2006/wordml" xmlns:wps="http://schemas.microsoft.com/office/word/2010/wordprocessingShape" mc:Ignorable="w14 w15 w16se w16cid w16 w16cex w16sdtdh w16sdtfl w16du wp14">
   <w:body>
     <w:p>
-      <w:r>
+      <w:pPr>
+        <w:rPr>
+          <w:b/>
+          <w:bCs/>
+          <w:i/>
+          <w:iCs/>
+        </w:rPr>
+      </w:pPr>
+      <w:r>
+        <w:rPr>
+          <w:b/>
+          <w:bCs/>
+          <w:i/>
+          <w:iCs/>
+        </w:rPr>
         <w:t>MAINTENANCE</w:t>
       </w:r>
     </w:p>
@@ -2914,7 +2928,7 @@
   <w:num w:numId="7" w16cid:durableId="658925270">
     <w:abstractNumId w:val="5"/>
     <w:lvlOverride w:ilvl="0">
-      <w:lvl w:ilvl="0" w:tplc="BF2EEA9C">
+      <w:lvl w:ilvl="0" w:tplc="8C40D3BC">
         <w:start w:val="1"/>
         <w:numFmt w:val="bullet"/>
         <w:lvlText w:val="•"/>
@@ -2956,7 +2970,7 @@
       </w:lvl>
     </w:lvlOverride>
     <w:lvlOverride w:ilvl="1">
-      <w:lvl w:ilvl="1" w:tplc="FF945A70">
+      <w:lvl w:ilvl="1" w:tplc="659ED8AC">
         <w:start w:val="1"/>
         <w:numFmt w:val="bullet"/>
         <w:lvlText w:val="•"/>
@@ -2997,7 +3011,7 @@
       </w:lvl>
     </w:lvlOverride>
     <w:lvlOverride w:ilvl="2">
-      <w:lvl w:ilvl="2" w:tplc="FC6EAC80">
+      <w:lvl w:ilvl="2" w:tplc="E2521EEC">
         <w:start w:val="1"/>
         <w:numFmt w:val="bullet"/>
         <w:lvlText w:val="•"/>
@@ -3039,7 +3053,7 @@
       </w:lvl>
     </w:lvlOverride>
     <w:lvlOverride w:ilvl="3">
-      <w:lvl w:ilvl="3" w:tplc="3086F5E6">
+      <w:lvl w:ilvl="3" w:tplc="C9A40D8E">
         <w:start w:val="1"/>
         <w:numFmt w:val="bullet"/>
         <w:lvlText w:val="•"/>
@@ -3081,7 +3095,7 @@
       </w:lvl>
     </w:lvlOverride>
     <w:lvlOverride w:ilvl="4">
-      <w:lvl w:ilvl="4" w:tplc="3CA4DD94">
+      <w:lvl w:ilvl="4" w:tplc="7C3688C8">
         <w:start w:val="1"/>
         <w:numFmt w:val="bullet"/>
         <w:lvlText w:val="•"/>
@@ -3123,7 +3137,7 @@
       </w:lvl>
     </w:lvlOverride>
     <w:lvlOverride w:ilvl="5">
-      <w:lvl w:ilvl="5" w:tplc="FA1A508C">
+      <w:lvl w:ilvl="5" w:tplc="03D45646">
         <w:start w:val="1"/>
         <w:numFmt w:val="bullet"/>
         <w:lvlText w:val="•"/>
@@ -3165,7 +3179,7 @@
       </w:lvl>
     </w:lvlOverride>
     <w:lvlOverride w:ilvl="6">
-      <w:lvl w:ilvl="6" w:tplc="6CC43630">
+      <w:lvl w:ilvl="6" w:tplc="27ECF316">
         <w:start w:val="1"/>
         <w:numFmt w:val="bullet"/>
         <w:lvlText w:val="•"/>
@@ -3207,7 +3221,7 @@
       </w:lvl>
     </w:lvlOverride>
     <w:lvlOverride w:ilvl="7">
-      <w:lvl w:ilvl="7" w:tplc="3A4CC0B0">
+      <w:lvl w:ilvl="7" w:tplc="21285240">
         <w:start w:val="1"/>
         <w:numFmt w:val="bullet"/>
         <w:lvlText w:val="•"/>
@@ -3248,7 +3262,7 @@
       </w:lvl>
     </w:lvlOverride>
     <w:lvlOverride w:ilvl="8">
-      <w:lvl w:ilvl="8" w:tplc="B582E8AC">
+      <w:lvl w:ilvl="8" w:tplc="B10A4FCC">
         <w:start w:val="1"/>
         <w:numFmt w:val="bullet"/>
         <w:lvlText w:val="•"/>
@@ -3293,7 +3307,7 @@
   <w:num w:numId="8" w16cid:durableId="1359895316">
     <w:abstractNumId w:val="5"/>
     <w:lvlOverride w:ilvl="0">
-      <w:lvl w:ilvl="0" w:tplc="BF2EEA9C">
+      <w:lvl w:ilvl="0" w:tplc="8C40D3BC">
         <w:start w:val="1"/>
         <w:numFmt w:val="bullet"/>
         <w:lvlText w:val="•"/>
@@ -3335,7 +3349,7 @@
       </w:lvl>
     </w:lvlOverride>
     <w:lvlOverride w:ilvl="1">
-      <w:lvl w:ilvl="1" w:tplc="FF945A70">
+      <w:lvl w:ilvl="1" w:tplc="659ED8AC">
         <w:start w:val="1"/>
         <w:numFmt w:val="bullet"/>
         <w:lvlText w:val="•"/>
@@ -3376,7 +3390,7 @@
       </w:lvl>
     </w:lvlOverride>
     <w:lvlOverride w:ilvl="2">
-      <w:lvl w:ilvl="2" w:tplc="FC6EAC80">
+      <w:lvl w:ilvl="2" w:tplc="E2521EEC">
         <w:start w:val="1"/>
         <w:numFmt w:val="bullet"/>
         <w:lvlText w:val="•"/>
@@ -3418,7 +3432,7 @@
       </w:lvl>
     </w:lvlOverride>
     <w:lvlOverride w:ilvl="3">
-      <w:lvl w:ilvl="3" w:tplc="3086F5E6">
+      <w:lvl w:ilvl="3" w:tplc="C9A40D8E">
         <w:start w:val="1"/>
         <w:numFmt w:val="bullet"/>
         <w:lvlText w:val="•"/>
@@ -3460,7 +3474,7 @@
       </w:lvl>
     </w:lvlOverride>
     <w:lvlOverride w:ilvl="4">
-      <w:lvl w:ilvl="4" w:tplc="3CA4DD94">
+      <w:lvl w:ilvl="4" w:tplc="7C3688C8">
         <w:start w:val="1"/>
         <w:numFmt w:val="bullet"/>
         <w:lvlText w:val="•"/>
@@ -3502,7 +3516,7 @@
       </w:lvl>
     </w:lvlOverride>
     <w:lvlOverride w:ilvl="5">
-      <w:lvl w:ilvl="5" w:tplc="FA1A508C">
+      <w:lvl w:ilvl="5" w:tplc="03D45646">
         <w:start w:val="1"/>
         <w:numFmt w:val="bullet"/>
         <w:lvlText w:val="•"/>
@@ -3544,7 +3558,7 @@
       </w:lvl>
     </w:lvlOverride>
     <w:lvlOverride w:ilvl="6">
-      <w:lvl w:ilvl="6" w:tplc="6CC43630">
+      <w:lvl w:ilvl="6" w:tplc="27ECF316">
         <w:start w:val="1"/>
         <w:numFmt w:val="bullet"/>
         <w:lvlText w:val="•"/>
@@ -3586,7 +3600,7 @@
       </w:lvl>
     </w:lvlOverride>
     <w:lvlOverride w:ilvl="7">
-      <w:lvl w:ilvl="7" w:tplc="3A4CC0B0">
+      <w:lvl w:ilvl="7" w:tplc="21285240">
         <w:start w:val="1"/>
         <w:numFmt w:val="bullet"/>
         <w:lvlText w:val="•"/>
@@ -3627,7 +3641,7 @@
       </w:lvl>
     </w:lvlOverride>
     <w:lvlOverride w:ilvl="8">
-      <w:lvl w:ilvl="8" w:tplc="B582E8AC">
+      <w:lvl w:ilvl="8" w:tplc="B10A4FCC">
         <w:start w:val="1"/>
         <w:numFmt w:val="bullet"/>
         <w:lvlText w:val="•"/>
